--- a/PlaceOS_지원서류_2_경력기술서.docx
+++ b/PlaceOS_지원서류_2_경력기술서.docx
@@ -78,7 +78,7 @@
           <w:color w:val="16202E"/>
           <w:sz w:val="21"/>
         </w:rPr>
-        <w:t>오프라인 상권을 데이터로 재구성하는 SaaS 두 종을 기획부터 배포까지 단독으로 수행했습니다. 수집 파이프라인, 예측 모델, API, 화면, 배포까지 전 구간을 담당했으며, 두 서비스 모두 운영 중입니다. 아래 정량 성과는 모두 저장소의 산출물 계측 스크립트에서 산출한 값이며, 미달 항목도 그대로 기재했습니다.</w:t>
+        <w:t>오프라인 상권을 데이터로 재구성하는 SaaS 두 종을 기획부터 배포까지 단독으로 수행했습니다. 수집 파이프라인, 예측 모델, API, 화면, 배포까지 전 구간을 담당했으며, 두 서비스 모두 운영 중입니다. 아래 정량 성과는 모두 저장소의 산출물 계측 스크립트에서 산출한 값이며, 아직 확정되지 않은 항목(공실 예측 두 축)도 확인대기로 그대로 기재했습니다.</w:t>
       </w:r>
     </w:p>
     <w:tbl>
@@ -246,7 +246,7 @@
                 <w:color w:val="16202E"/>
                 <w:sz w:val="18"/>
               </w:rPr>
-              <w:t>서울 66개 거점</w:t>
+              <w:t>서울 81개 거점</w:t>
             </w:r>
           </w:p>
         </w:tc>
@@ -334,7 +334,7 @@
                 <w:color w:val="16202E"/>
                 <w:sz w:val="18"/>
               </w:rPr>
-              <w:t>664유닛 (층 단위 12,497개)</w:t>
+              <w:t>840유닛 (층 단위 15,366개)</w:t>
             </w:r>
           </w:p>
         </w:tc>
@@ -362,7 +362,7 @@
                 <w:color w:val="16202E"/>
                 <w:sz w:val="17"/>
               </w:rPr>
-              <w:t>확정 9,437 / 추정 3,060</w:t>
+              <w:t>확정 11,770 / 추정 3,596</w:t>
             </w:r>
           </w:p>
         </w:tc>
@@ -421,7 +421,7 @@
                 <w:color w:val="16202E"/>
                 <w:sz w:val="18"/>
               </w:rPr>
-              <w:t>58,921 라인 (Python · TypeScript)</w:t>
+              <w:t>73,432 라인 (Python · TypeScript)</w:t>
             </w:r>
           </w:p>
         </w:tc>
@@ -806,7 +806,7 @@
                 <w:color w:val="16202E"/>
                 <w:sz w:val="18"/>
               </w:rPr>
-              <w:t>Python 3.11, FastAPI, PostgreSQL / PostGIS, Redis, Celery / PyTorch, PyTorch Geometric, MLflow / React, TypeScript, Vite, 네이버 지도 API / Docker, GitHub Actions, Google Cloud Run, Firebase Hosting</w:t>
+              <w:t>Python 3.11, FastAPI, PostgreSQL (계정 · 조직 · 사용량), SQLAlchemy, Alembic / PyTorch, PyTorch Geometric, MLflow, Anthropic SDK / React, TypeScript, Vite, 네이버 지도 API / Docker, GitHub Actions, Google Cloud Run, Firebase Hosting</w:t>
             </w:r>
           </w:p>
         </w:tc>
@@ -983,7 +983,7 @@
                 <w:color w:val="16202E"/>
                 <w:sz w:val="18"/>
               </w:rPr>
-              <w:t>건축물대장을 실측 원천으로 삼아 건물 - 층 - 유닛 단위 공실 인벤토리를 세우고, 그 위에 공실 예측 · 업종 추천 · 입점 ROI · 마케팅 생성 네 트랙을 얹었다.</w:t>
+              <w:t>건축물대장을 실측 원천으로 삼아 건물 - 층 - 유닛 단위 공실 인벤토리를 세우고, 그 위에 공실 예측 · 업종 추천(Platform), 층별 공실(Page), 입점 ROI(Posting), 창업 검증 program 생성(Program) 네 트랙을 얹었다.</w:t>
             </w:r>
           </w:p>
         </w:tc>
@@ -1086,7 +1086,7 @@
           <w:color w:val="16202E"/>
           <w:sz w:val="21"/>
         </w:rPr>
-        <w:t>GNN 그래프 노드 47,442개 · 피처 117열.</w:t>
+        <w:t>GNN 그래프 노드 88,238개 · 피처 132열 · 81거점.</w:t>
       </w:r>
     </w:p>
     <w:p>
@@ -1113,7 +1113,7 @@
           <w:color w:val="1B3A5C"/>
           <w:sz w:val="21"/>
         </w:rPr>
-        <w:t xml:space="preserve">성과 (공실 예측) · </w:t>
+        <w:t xml:space="preserve">성과 (업종 추천 · 확정) · </w:t>
       </w:r>
       <w:r>
         <w:rPr>
@@ -1123,7 +1123,7 @@
           <w:color w:val="16202E"/>
           <w:sz w:val="21"/>
         </w:rPr>
-        <w:t>MAE 1.061 — 직전 분기값을 그대로 내미는 지속성 베이스라인 1.333 대비 +20.5% 개선.</w:t>
+        <w:t>Top-3 정확도 92.0% — 거점 사전분포 베이스라인 88.7% 대비 +3.36%p (+2.78, +3.95 · 95% 구간 · test 17,650자리).</w:t>
       </w:r>
     </w:p>
     <w:p>
@@ -1150,7 +1150,7 @@
           <w:color w:val="1B3A5C"/>
           <w:sz w:val="21"/>
         </w:rPr>
-        <w:t xml:space="preserve">성과 (업종 추천) · </w:t>
+        <w:t xml:space="preserve">성과 (공실 예측 · 참고) · </w:t>
       </w:r>
       <w:r>
         <w:rPr>
@@ -1160,7 +1160,7 @@
           <w:color w:val="16202E"/>
           <w:sz w:val="21"/>
         </w:rPr>
-        <w:t>Top-3 정확도 91.7% — 거점 사전분포 베이스라인 89.3% 대비 +2.32%p 개선.</w:t>
+        <w:t>MAE 0.822 — 무정보 규칙 둘(지속성 1.190 · 거점 평균 0.998) 중 강한 쪽인 거점 평균 대비 +17.6% (+11.6, +24.5 · 홀드아웃 240건). 방향 정확도 80.0% — 강한 쪽 대조군('평균 쪽' 규칙) 68.8% 대비 +11.3%p (+5.4, +17.1).</w:t>
       </w:r>
     </w:p>
     <w:p>
@@ -1187,7 +1187,7 @@
           <w:color w:val="1B3A5C"/>
           <w:sz w:val="21"/>
         </w:rPr>
-        <w:t xml:space="preserve">미달 항목 (그대로 기재) · </w:t>
+        <w:t xml:space="preserve">아직 확정하지 않은 것 (그대로 기재) · </w:t>
       </w:r>
       <w:r>
         <w:rPr>
@@ -1197,7 +1197,7 @@
           <w:color w:val="16202E"/>
           <w:sz w:val="21"/>
         </w:rPr>
-        <w:t>공실 예측의 방향 정확도는 70.8% 로, 무정보 상수 베이스라인 78.5% 에 -7.7%p 미달합니다. n=65 의 신뢰구간이 넓어 우열을 가를 수 없는 표본이며, 제품이 파는 값은 방향 이분법이 아니라 공실 압력의 크기이므로 오차 축을 주 지표로 둡니다.</w:t>
+        <w:t>위 공실 예측 두 값은 '참고 판정'입니다. 이미 본 분기로는 확정하지 않는다는 규칙을 사전에 못박아 두었고, 2026년 3분기 데이터가 공표된 뒤에만 닫습니다. 그 전까지 이 두 축은 달성이 아니라 확인대기입니다.</w:t>
       </w:r>
     </w:p>
     <w:p>
@@ -1297,7 +1297,7 @@
           <w:color w:val="16202E"/>
           <w:sz w:val="21"/>
         </w:rPr>
-        <w:t>66개 거점 전부를 건축물대장 실측(Tier1)으로 올렸고, 대표 집계 커버리지 100%, R-ONE 앵커 대조 체계를 갖췄습니다.</w:t>
+        <w:t>81개 거점 전부를 건축물대장 실측(Tier1)으로 올렸고, 대표 집계 커버리지 100%, R-ONE 앵커 대조 체계를 갖췄습니다.</w:t>
       </w:r>
     </w:p>
     <w:p>
@@ -1434,7 +1434,7 @@
           <w:color w:val="16202E"/>
           <w:sz w:val="21"/>
         </w:rPr>
-        <w:t>실 인벤토리 528유닛 기준 회수불가 0.8%, 기능중심 티어 432승. 공정위 가맹사업 정보공개서와 KOSIS를 교차 검증해 평당매출을 업계 통상 대역 안으로 맞췄습니다.</w:t>
+        <w:t>서빙 81거점 840유닛 기준 회수불가 4유닛(0.5%), 기능중심 티어가 회수 최단인 유닛 620개. 공정위 가맹사업 정보공개서와 KOSIS를 교차 검증해 평당매출을 업계 통상 대역 안으로 맞췄습니다.</w:t>
       </w:r>
     </w:p>
     <w:p>
@@ -1461,7 +1461,7 @@
           <w:color w:val="1B3A5C"/>
           <w:sz w:val="21"/>
         </w:rPr>
-        <w:t xml:space="preserve">발견한 결함 · </w:t>
+        <w:t xml:space="preserve">발견한 결함 (1) · </w:t>
       </w:r>
       <w:r>
         <w:rPr>
@@ -1472,6 +1472,43 @@
           <w:sz w:val="21"/>
         </w:rPr>
         <w:t>임대료를 1층 기준으로 계산하던 초기 모델이 실제 상업층 분포와 맞지 않아 임대료를 중앙값 기준 45% 과대계상하고 있었습니다. 층별 면적 비중으로 가중 평균해 바로잡았고, 두 모델이 참값을 사이에 두는 상한 - 하한 관계임을 테스트로 고정했습니다.</w:t>
+      </w:r>
+    </w:p>
+    <w:p>
+      <w:pPr>
+        <w:spacing w:before="0" w:after="80" w:line="348" w:lineRule="auto"/>
+        <w:ind w:left="283" w:hanging="283"/>
+        <w:jc w:val="both"/>
+      </w:pPr>
+      <w:r>
+        <w:rPr>
+          <w:rFonts w:ascii="Noto Sans KR" w:hAnsi="Noto Sans KR" w:eastAsia="Noto Sans KR" w:cs="Noto Sans KR"/>
+          <w:b/>
+          <w:i w:val="0"/>
+          <w:color w:val="9C4221"/>
+          <w:sz w:val="21"/>
+        </w:rPr>
+        <w:t xml:space="preserve">—  </w:t>
+      </w:r>
+      <w:r>
+        <w:rPr>
+          <w:rFonts w:ascii="Noto Sans KR" w:hAnsi="Noto Sans KR" w:eastAsia="Noto Sans KR" w:cs="Noto Sans KR"/>
+          <w:b/>
+          <w:i w:val="0"/>
+          <w:color w:val="1B3A5C"/>
+          <w:sz w:val="21"/>
+        </w:rPr>
+        <w:t xml:space="preserve">발견한 결함 (2) · </w:t>
+      </w:r>
+      <w:r>
+        <w:rPr>
+          <w:rFonts w:ascii="Noto Sans KR" w:hAnsi="Noto Sans KR" w:eastAsia="Noto Sans KR" w:cs="Noto Sans KR"/>
+          <w:b w:val="0"/>
+          <w:i w:val="0"/>
+          <w:color w:val="16202E"/>
+          <w:sz w:val="21"/>
+        </w:rPr>
+        <w:t>매출 산출물이 시드 54거점으로만 빌드된 채 서빙이 81거점으로 늘어, 28거점이 근거 없는 폴백 계수로 계산되고 있었습니다(840유닛 중 313유닛 · 마진 중앙 76.6% · 회수 1.1개월 — 비현실적인 값). 81거점으로 재빌드해 실측 모델 거점 79개 · 827/840유닛으로 올렸고, 같은 사고를 막는 테스트(산출물이 서빙 거점 수와 다르면 실패)를 더했습니다. 폴백 13유닛(2거점)은 표본 부족으로 그대로 남아 있으며, 응답이 어느 모델이 돌았는지 밝힙니다.</w:t>
       </w:r>
     </w:p>
     <w:p>
@@ -1497,7 +1534,44 @@
           <w:color w:val="1B3A5C"/>
           <w:sz w:val="23"/>
         </w:rPr>
-        <w:t>Program — 마케팅 자동화</w:t>
+        <w:t>Program — 창업 아이템 검증 program 자동 생성</w:t>
+      </w:r>
+    </w:p>
+    <w:p>
+      <w:pPr>
+        <w:spacing w:before="0" w:after="80" w:line="348" w:lineRule="auto"/>
+        <w:ind w:left="283" w:hanging="283"/>
+        <w:jc w:val="both"/>
+      </w:pPr>
+      <w:r>
+        <w:rPr>
+          <w:rFonts w:ascii="Noto Sans KR" w:hAnsi="Noto Sans KR" w:eastAsia="Noto Sans KR" w:cs="Noto Sans KR"/>
+          <w:b/>
+          <w:i w:val="0"/>
+          <w:color w:val="9C4221"/>
+          <w:sz w:val="21"/>
+        </w:rPr>
+        <w:t xml:space="preserve">—  </w:t>
+      </w:r>
+      <w:r>
+        <w:rPr>
+          <w:rFonts w:ascii="Noto Sans KR" w:hAnsi="Noto Sans KR" w:eastAsia="Noto Sans KR" w:cs="Noto Sans KR"/>
+          <w:b/>
+          <w:i w:val="0"/>
+          <w:color w:val="1B3A5C"/>
+          <w:sz w:val="21"/>
+        </w:rPr>
+        <w:t xml:space="preserve">대상 · </w:t>
+      </w:r>
+      <w:r>
+        <w:rPr>
+          <w:rFonts w:ascii="Noto Sans KR" w:hAnsi="Noto Sans KR" w:eastAsia="Noto Sans KR" w:cs="Noto Sans KR"/>
+          <w:b w:val="0"/>
+          <w:i w:val="0"/>
+          <w:color w:val="16202E"/>
+          <w:sz w:val="21"/>
+        </w:rPr>
+        <w:t>예비창업자, 그리고 자기 아이템이 통하는 상권을 찾아 팝업스토어 · 가오픈 · MVP 로 검증하려는 기창업자. 영업 중인 가게의 마케팅은 이 트랙이 아닙니다(2026-09-17 대상 재정의).</w:t>
       </w:r>
     </w:p>
     <w:p>
@@ -1534,7 +1608,44 @@
           <w:color w:val="16202E"/>
           <w:sz w:val="21"/>
         </w:rPr>
-        <w:t>LLM 생성 엔진, 생성물 사실성 검증 가드(ha_guard), 상용 입력 온보딩 계약.</w:t>
+        <w:t>검증 브리프 입력 계약(아이템 · 검증 방식 · 단계 · 가설 · 기간 · 예산 구간), 모객 · 자리 · 상권 연계 세 벌의 출력, LLM 생성 엔진(Anthropic SDK 직접 호출), 생성물 사실성 검증 가드(ha_guard).</w:t>
+      </w:r>
+    </w:p>
+    <w:p>
+      <w:pPr>
+        <w:spacing w:before="0" w:after="80" w:line="348" w:lineRule="auto"/>
+        <w:ind w:left="283" w:hanging="283"/>
+        <w:jc w:val="both"/>
+      </w:pPr>
+      <w:r>
+        <w:rPr>
+          <w:rFonts w:ascii="Noto Sans KR" w:hAnsi="Noto Sans KR" w:eastAsia="Noto Sans KR" w:cs="Noto Sans KR"/>
+          <w:b/>
+          <w:i w:val="0"/>
+          <w:color w:val="9C4221"/>
+          <w:sz w:val="21"/>
+        </w:rPr>
+        <w:t xml:space="preserve">—  </w:t>
+      </w:r>
+      <w:r>
+        <w:rPr>
+          <w:rFonts w:ascii="Noto Sans KR" w:hAnsi="Noto Sans KR" w:eastAsia="Noto Sans KR" w:cs="Noto Sans KR"/>
+          <w:b/>
+          <w:i w:val="0"/>
+          <w:color w:val="1B3A5C"/>
+          <w:sz w:val="21"/>
+        </w:rPr>
+        <w:t xml:space="preserve">설계 원칙 · </w:t>
+      </w:r>
+      <w:r>
+        <w:rPr>
+          <w:rFonts w:ascii="Noto Sans KR" w:hAnsi="Noto Sans KR" w:eastAsia="Noto Sans KR" w:cs="Noto Sans KR"/>
+          <w:b w:val="0"/>
+          <w:i w:val="0"/>
+          <w:color w:val="16202E"/>
+          <w:sz w:val="21"/>
+        </w:rPr>
+        <w:t>무엇을 세면 통했다고 할지 시작 전에 정하지 않은 검증은 판정이 아니라 지출이라고 보고, 출력에 검증 지표(지표 · 측정 방법 · 목표선 · 기각 조건)를 반드시 포함시켰습니다.</w:t>
       </w:r>
     </w:p>
     <w:p>
@@ -1571,7 +1682,7 @@
           <w:color w:val="16202E"/>
           <w:sz w:val="21"/>
         </w:rPr>
-        <w:t>아직 개업하지 않은 가게에 '방문 후기형 포스팅'을 제안하는 등의 사실 오류를 타입과 서버 검증으로 차단했습니다. 예산 항목을 정수 퍼센트 타입으로 강제해 허구의 절대 금액이 구조적으로 들어갈 수 없게 했습니다.</w:t>
+        <w:t>아직 해 보지 않은 아이템에 '단골'이나 '쌓인 후기'를 근거로 삼는 문장을 서버 검증으로 차단합니다(측정 문장은 면제 — 재방문율 같은 검증 지표를 막지 않기 위해). 예산 항목을 정수 퍼센트 타입으로 강제해 허구의 절대 금액이 구조적으로 들어갈 수 없게 했습니다.</w:t>
       </w:r>
     </w:p>
     <w:p>
@@ -1598,7 +1709,7 @@
           <w:color w:val="1B3A5C"/>
           <w:sz w:val="21"/>
         </w:rPr>
-        <w:t xml:space="preserve">개인정보 처리 · </w:t>
+        <w:t xml:space="preserve">접근 통제 · </w:t>
       </w:r>
       <w:r>
         <w:rPr>
@@ -1608,7 +1719,7 @@
           <w:color w:val="16202E"/>
           <w:sz w:val="21"/>
         </w:rPr>
-        <w:t>조직 인증, 처리 · 권리 · 외부 모델 처리 동의를 요청 스키마가 강제하며, 원문은 저장하지 않고 감사 메타데이터만 남깁니다.</w:t>
+        <w:t>조직 · API 키 인증 계정층과 접근 감사 로그를 두었습니다.</w:t>
       </w:r>
     </w:p>
     <w:p>
@@ -2465,7 +2576,7 @@
                 <w:color w:val="16202E"/>
                 <w:sz w:val="18"/>
               </w:rPr>
-              <w:t>무정보 베이스라인을 계산했다. 공실 예측 방향은 '항상 하락' 상수가 78.5% (모델 70.8%), 업종 추천 Top-3 은 거점 사전분포가 89.3% 였다. 즉 임계값을 넘겼다는 사실에 정보가 없었고, 그 달성 표기가 진행률 문서와 외부 원고까지 퍼져 있었다.</w:t>
+              <w:t>무정보 베이스라인을 계산했다. 2026-09-16 시점에 공실 예측 방향은 '항상 하락' 상수가 78.5% (모델 70.8%), 업종 추천 Top-3 은 거점 사전분포가 89.4% 였다. 즉 임계값을 넘겼다는 사실에 정보가 없었고, 그 달성 표기가 진행률 문서와 외부 원고까지 퍼져 있었다.</w:t>
             </w:r>
           </w:p>
         </w:tc>
@@ -2526,12 +2637,28 @@
                 <w:color w:val="9C4221"/>
                 <w:sz w:val="18"/>
               </w:rPr>
-              <w:t>임계값 단독 판정을 폐기하고 베이스라인 대비 실력으로 전 지표를 재정의했다. 네 규칙(임계값 단독 금지 / 불확실성 동반 / 선택과 보고 분리 / 계측기 없는 목표는 지표가 아님)을 세우고, 미달이면 종료코드 1을 내는 검사 스크립트로 못박았다.</w:t>
+              <w:t>임계값 단독 판정을 폐기하고 베이스라인 대비 실력으로 전 지표를 재정의했다. 네 규칙(임계값 단독 금지 / 불확실성 동반 / 선택과 보고 분리 / 계측기 없는 목표는 지표가 아님)을 세우고, 실력이 확인되지 않은 축이 하나라도 있으면 종료코드 1을 내는 검사 스크립트로 못박았다.</w:t>
             </w:r>
           </w:p>
         </w:tc>
       </w:tr>
     </w:tbl>
+    <w:p>
+      <w:pPr>
+        <w:spacing w:before="80" w:after="140" w:line="360" w:lineRule="auto"/>
+        <w:jc w:val="both"/>
+      </w:pPr>
+      <w:r>
+        <w:rPr>
+          <w:rFonts w:ascii="Noto Sans KR" w:hAnsi="Noto Sans KR" w:eastAsia="Noto Sans KR" w:cs="Noto Sans KR"/>
+          <w:b w:val="0"/>
+          <w:i w:val="0"/>
+          <w:color w:val="16202E"/>
+          <w:sz w:val="21"/>
+        </w:rPr>
+        <w:t>그 뒤에도 이 체계 자체를 두 번 고쳤습니다. 누수를 막은 재학습(81거점 · 홀드아웃 240건)에서 방향 축이 +4.6%p 였는데 신뢰구간이 0 을 품는데도 점추정 부호만으로 게이트가 닫혀 있었습니다. 그래서 판정을 '실력 · 구분불가 · 열위 · 검정불가' 세 갈래 (표본이 없으면 검정불가)로 바꾸고 '실력'일 때만 닫히게 했습니다. 이어서 대조군을 두 무정보 규칙 중 강한 쪽으로 올리고 학습 조건을 사전에 등록했습니다. 그 과정에서 참고 판정용 분기가 한 번 노출됐던 사실도 문서에 남겼고, 그래서 확정은 이후 분기 데이터로만 하기로 했습니다. 현재 공실 예측 두 축은 참고 판정이 '실력'이지만 확정은 확인대기입니다.</w:t>
+      </w:r>
+    </w:p>
     <w:p>
       <w:pPr>
         <w:keepNext w:val="1"/>
@@ -2926,6 +3053,355 @@
     <w:p>
       <w:pPr>
         <w:keepNext w:val="1"/>
+        <w:spacing w:before="260" w:after="80" w:line="288" w:lineRule="auto"/>
+      </w:pPr>
+      <w:r>
+        <w:rPr>
+          <w:rFonts w:ascii="Noto Sans KR" w:hAnsi="Noto Sans KR" w:eastAsia="Noto Sans KR" w:cs="Noto Sans KR"/>
+          <w:b/>
+          <w:i w:val="0"/>
+          <w:color w:val="9C4221"/>
+          <w:sz w:val="23"/>
+        </w:rPr>
+        <w:t xml:space="preserve">4.4  </w:t>
+      </w:r>
+      <w:r>
+        <w:rPr>
+          <w:rFonts w:ascii="Noto Sans KR" w:hAnsi="Noto Sans KR" w:eastAsia="Noto Sans KR" w:cs="Noto Sans KR"/>
+          <w:b/>
+          <w:i w:val="0"/>
+          <w:color w:val="1B3A5C"/>
+          <w:sz w:val="23"/>
+        </w:rPr>
+        <w:t>통계상 '실력'이 나왔지만 서빙하지 않은 사례</w:t>
+      </w:r>
+    </w:p>
+    <w:tbl>
+      <w:tblPr>
+        <w:tblStyle w:val="TableGrid"/>
+        <w:tblW w:type="auto" w:w="0"/>
+        <w:jc w:val="center"/>
+        <w:tblBorders>
+          <w:top w:val="single" w:sz="4" w:space="0" w:color="C9D2DC"/>
+          <w:left w:val="single" w:sz="4" w:space="0" w:color="C9D2DC"/>
+          <w:bottom w:val="single" w:sz="4" w:space="0" w:color="C9D2DC"/>
+          <w:right w:val="single" w:sz="4" w:space="0" w:color="C9D2DC"/>
+          <w:insideH w:val="single" w:sz="4" w:space="0" w:color="C9D2DC"/>
+          <w:insideV w:val="single" w:sz="4" w:space="0" w:color="C9D2DC"/>
+        </w:tblBorders>
+        <w:tblLayout w:type="fixed"/>
+        <w:tblLook w:firstColumn="1" w:firstRow="1" w:lastColumn="0" w:lastRow="0" w:noHBand="0" w:noVBand="1" w:val="04A0"/>
+      </w:tblPr>
+      <w:tblGrid>
+        <w:gridCol w:w="1360"/>
+        <w:gridCol w:w="7597"/>
+      </w:tblGrid>
+      <w:tr>
+        <w:trPr>
+          <w:tblHeader w:val="true"/>
+          <w:cantSplit w:val="true"/>
+        </w:trPr>
+        <w:tc>
+          <w:tcPr>
+            <w:tcW w:type="dxa" w:w="1361"/>
+            <w:shd w:val="clear" w:color="auto" w:fill="EEF2F6"/>
+            <w:tcMar>
+              <w:top w:w="70" w:type="dxa"/>
+              <w:left w:w="110" w:type="dxa"/>
+              <w:bottom w:w="70" w:type="dxa"/>
+              <w:right w:w="110" w:type="dxa"/>
+            </w:tcMar>
+          </w:tcPr>
+          <w:p>
+            <w:pPr>
+              <w:spacing w:before="0" w:after="0" w:line="317" w:lineRule="auto"/>
+              <w:jc w:val="center"/>
+            </w:pPr>
+            <w:r>
+              <w:rPr>
+                <w:rFonts w:ascii="Noto Sans KR" w:hAnsi="Noto Sans KR" w:eastAsia="Noto Sans KR" w:cs="Noto Sans KR"/>
+                <w:b/>
+                <w:i w:val="0"/>
+                <w:color w:val="1B3A5C"/>
+                <w:sz w:val="18"/>
+              </w:rPr>
+              <w:t>구분</w:t>
+            </w:r>
+          </w:p>
+        </w:tc>
+        <w:tc>
+          <w:tcPr>
+            <w:tcW w:type="dxa" w:w="7597"/>
+            <w:shd w:val="clear" w:color="auto" w:fill="EEF2F6"/>
+            <w:tcMar>
+              <w:top w:w="70" w:type="dxa"/>
+              <w:left w:w="110" w:type="dxa"/>
+              <w:bottom w:w="70" w:type="dxa"/>
+              <w:right w:w="110" w:type="dxa"/>
+            </w:tcMar>
+          </w:tcPr>
+          <w:p>
+            <w:pPr>
+              <w:spacing w:before="0" w:after="0" w:line="317" w:lineRule="auto"/>
+              <w:jc w:val="left"/>
+            </w:pPr>
+            <w:r>
+              <w:rPr>
+                <w:rFonts w:ascii="Noto Sans KR" w:hAnsi="Noto Sans KR" w:eastAsia="Noto Sans KR" w:cs="Noto Sans KR"/>
+                <w:b/>
+                <w:i w:val="0"/>
+                <w:color w:val="1B3A5C"/>
+                <w:sz w:val="18"/>
+              </w:rPr>
+              <w:t>내용</w:t>
+            </w:r>
+          </w:p>
+        </w:tc>
+      </w:tr>
+      <w:tr>
+        <w:trPr>
+          <w:cantSplit w:val="true"/>
+        </w:trPr>
+        <w:tc>
+          <w:tcPr>
+            <w:tcW w:type="dxa" w:w="1361"/>
+            <w:tcMar>
+              <w:top w:w="70" w:type="dxa"/>
+              <w:left w:w="110" w:type="dxa"/>
+              <w:bottom w:w="70" w:type="dxa"/>
+              <w:right w:w="110" w:type="dxa"/>
+            </w:tcMar>
+          </w:tcPr>
+          <w:p>
+            <w:pPr>
+              <w:spacing w:before="0" w:after="0" w:line="317" w:lineRule="auto"/>
+              <w:jc w:val="center"/>
+            </w:pPr>
+            <w:r>
+              <w:rPr>
+                <w:rFonts w:ascii="Noto Sans KR" w:hAnsi="Noto Sans KR" w:eastAsia="Noto Sans KR" w:cs="Noto Sans KR"/>
+                <w:b/>
+                <w:i w:val="0"/>
+                <w:color w:val="16202E"/>
+                <w:sz w:val="18"/>
+              </w:rPr>
+              <w:t>상황</w:t>
+            </w:r>
+          </w:p>
+        </w:tc>
+        <w:tc>
+          <w:tcPr>
+            <w:tcW w:type="dxa" w:w="7597"/>
+            <w:tcMar>
+              <w:top w:w="70" w:type="dxa"/>
+              <w:left w:w="110" w:type="dxa"/>
+              <w:bottom w:w="70" w:type="dxa"/>
+              <w:right w:w="110" w:type="dxa"/>
+            </w:tcMar>
+          </w:tcPr>
+          <w:p>
+            <w:pPr>
+              <w:spacing w:before="0" w:after="0" w:line="317" w:lineRule="auto"/>
+              <w:jc w:val="left"/>
+            </w:pPr>
+            <w:r>
+              <w:rPr>
+                <w:rFonts w:ascii="Noto Sans KR" w:hAnsi="Noto Sans KR" w:eastAsia="Noto Sans KR" w:cs="Noto Sans KR"/>
+                <w:b w:val="0"/>
+                <w:i w:val="0"/>
+                <w:color w:val="16202E"/>
+                <w:sz w:val="18"/>
+              </w:rPr>
+              <w:t>업종 추천(GNN)을 81거점으로 재학습했다. 판정 도구는 거점 사전분포 대비 +1.88%p 로 통계적 '실력'을 냈다.</w:t>
+            </w:r>
+          </w:p>
+        </w:tc>
+      </w:tr>
+      <w:tr>
+        <w:trPr>
+          <w:cantSplit w:val="true"/>
+        </w:trPr>
+        <w:tc>
+          <w:tcPr>
+            <w:tcW w:type="dxa" w:w="1361"/>
+            <w:shd w:val="clear" w:color="auto" w:fill="F7F9FB"/>
+            <w:tcMar>
+              <w:top w:w="70" w:type="dxa"/>
+              <w:left w:w="110" w:type="dxa"/>
+              <w:bottom w:w="70" w:type="dxa"/>
+              <w:right w:w="110" w:type="dxa"/>
+            </w:tcMar>
+          </w:tcPr>
+          <w:p>
+            <w:pPr>
+              <w:spacing w:before="0" w:after="0" w:line="317" w:lineRule="auto"/>
+              <w:jc w:val="center"/>
+            </w:pPr>
+            <w:r>
+              <w:rPr>
+                <w:rFonts w:ascii="Noto Sans KR" w:hAnsi="Noto Sans KR" w:eastAsia="Noto Sans KR" w:cs="Noto Sans KR"/>
+                <w:b/>
+                <w:i w:val="0"/>
+                <w:color w:val="16202E"/>
+                <w:sz w:val="18"/>
+              </w:rPr>
+              <w:t>과제</w:t>
+            </w:r>
+          </w:p>
+        </w:tc>
+        <w:tc>
+          <w:tcPr>
+            <w:tcW w:type="dxa" w:w="7597"/>
+            <w:shd w:val="clear" w:color="auto" w:fill="F7F9FB"/>
+            <w:tcMar>
+              <w:top w:w="70" w:type="dxa"/>
+              <w:left w:w="110" w:type="dxa"/>
+              <w:bottom w:w="70" w:type="dxa"/>
+              <w:right w:w="110" w:type="dxa"/>
+            </w:tcMar>
+          </w:tcPr>
+          <w:p>
+            <w:pPr>
+              <w:spacing w:before="0" w:after="0" w:line="317" w:lineRule="auto"/>
+              <w:jc w:val="left"/>
+            </w:pPr>
+            <w:r>
+              <w:rPr>
+                <w:rFonts w:ascii="Noto Sans KR" w:hAnsi="Noto Sans KR" w:eastAsia="Noto Sans KR" w:cs="Noto Sans KR"/>
+                <w:b w:val="0"/>
+                <w:i w:val="0"/>
+                <w:color w:val="16202E"/>
+                <w:sz w:val="18"/>
+              </w:rPr>
+              <w:t>판정이 닫히는 것과 그 추천을 제품으로 내보내도 되는 것은 별개인지 서빙 산출물을 직접 열어 확인했다.</w:t>
+            </w:r>
+          </w:p>
+        </w:tc>
+      </w:tr>
+      <w:tr>
+        <w:trPr>
+          <w:cantSplit w:val="true"/>
+        </w:trPr>
+        <w:tc>
+          <w:tcPr>
+            <w:tcW w:type="dxa" w:w="1361"/>
+            <w:tcMar>
+              <w:top w:w="70" w:type="dxa"/>
+              <w:left w:w="110" w:type="dxa"/>
+              <w:bottom w:w="70" w:type="dxa"/>
+              <w:right w:w="110" w:type="dxa"/>
+            </w:tcMar>
+          </w:tcPr>
+          <w:p>
+            <w:pPr>
+              <w:spacing w:before="0" w:after="0" w:line="317" w:lineRule="auto"/>
+              <w:jc w:val="center"/>
+            </w:pPr>
+            <w:r>
+              <w:rPr>
+                <w:rFonts w:ascii="Noto Sans KR" w:hAnsi="Noto Sans KR" w:eastAsia="Noto Sans KR" w:cs="Noto Sans KR"/>
+                <w:b/>
+                <w:i w:val="0"/>
+                <w:color w:val="16202E"/>
+                <w:sz w:val="18"/>
+              </w:rPr>
+              <w:t>행동</w:t>
+            </w:r>
+          </w:p>
+        </w:tc>
+        <w:tc>
+          <w:tcPr>
+            <w:tcW w:type="dxa" w:w="7597"/>
+            <w:tcMar>
+              <w:top w:w="70" w:type="dxa"/>
+              <w:left w:w="110" w:type="dxa"/>
+              <w:bottom w:w="70" w:type="dxa"/>
+              <w:right w:w="110" w:type="dxa"/>
+            </w:tcMar>
+          </w:tcPr>
+          <w:p>
+            <w:pPr>
+              <w:spacing w:before="0" w:after="0" w:line="317" w:lineRule="auto"/>
+              <w:jc w:val="left"/>
+            </w:pPr>
+            <w:r>
+              <w:rPr>
+                <w:rFonts w:ascii="Noto Sans KR" w:hAnsi="Noto Sans KR" w:eastAsia="Noto Sans KR" w:cs="Noto Sans KR"/>
+                <w:b w:val="0"/>
+                <w:i w:val="0"/>
+                <w:color w:val="16202E"/>
+                <w:sz w:val="18"/>
+              </w:rPr>
+              <w:t>1순위 추천의 74%, 3순위 안의 100%가 '미분류'였다. 판정 도구는 추천 어휘가 쓸 수 있는지는 묻지 않기 때문에 제품으로는 틀린 '실력'이었다. 서빙 파일을 이전 본으로 되돌리고, 라벨 어휘를 먼저 정한 뒤 재학습했다.</w:t>
+            </w:r>
+          </w:p>
+        </w:tc>
+      </w:tr>
+      <w:tr>
+        <w:trPr>
+          <w:cantSplit w:val="true"/>
+        </w:trPr>
+        <w:tc>
+          <w:tcPr>
+            <w:tcW w:type="dxa" w:w="1361"/>
+            <w:shd w:val="clear" w:color="auto" w:fill="F7F9FB"/>
+            <w:tcMar>
+              <w:top w:w="70" w:type="dxa"/>
+              <w:left w:w="110" w:type="dxa"/>
+              <w:bottom w:w="70" w:type="dxa"/>
+              <w:right w:w="110" w:type="dxa"/>
+            </w:tcMar>
+          </w:tcPr>
+          <w:p>
+            <w:pPr>
+              <w:spacing w:before="0" w:after="0" w:line="317" w:lineRule="auto"/>
+              <w:jc w:val="center"/>
+            </w:pPr>
+            <w:r>
+              <w:rPr>
+                <w:rFonts w:ascii="Noto Sans KR" w:hAnsi="Noto Sans KR" w:eastAsia="Noto Sans KR" w:cs="Noto Sans KR"/>
+                <w:b/>
+                <w:i w:val="0"/>
+                <w:color w:val="16202E"/>
+                <w:sz w:val="18"/>
+              </w:rPr>
+              <w:t>결과</w:t>
+            </w:r>
+          </w:p>
+        </w:tc>
+        <w:tc>
+          <w:tcPr>
+            <w:tcW w:type="dxa" w:w="7597"/>
+            <w:shd w:val="clear" w:color="auto" w:fill="F7F9FB"/>
+            <w:tcMar>
+              <w:top w:w="70" w:type="dxa"/>
+              <w:left w:w="110" w:type="dxa"/>
+              <w:bottom w:w="70" w:type="dxa"/>
+              <w:right w:w="110" w:type="dxa"/>
+            </w:tcMar>
+          </w:tcPr>
+          <w:p>
+            <w:pPr>
+              <w:spacing w:before="0" w:after="0" w:line="317" w:lineRule="auto"/>
+              <w:jc w:val="left"/>
+            </w:pPr>
+            <w:r>
+              <w:rPr>
+                <w:rFonts w:ascii="Noto Sans KR" w:hAnsi="Noto Sans KR" w:eastAsia="Noto Sans KR" w:cs="Noto Sans KR"/>
+                <w:b/>
+                <w:i w:val="0"/>
+                <w:color w:val="9C4221"/>
+                <w:sz w:val="18"/>
+              </w:rPr>
+              <w:t>판정 도구에 어휘 점검 세 항목(라벨 수준 일치 · 미분류 0건 · 라벨 6종 이상)을 붙였다. 재학습 결과는 Top-3 92.0% (사전분포 88.7%, +3.36%p [+2.78, +3.95]). 다만 추천 어휘 7종 중 문화시설은 이 모집단에 나타나지 않아 6종으로 서빙한다.</w:t>
+            </w:r>
+          </w:p>
+        </w:tc>
+      </w:tr>
+    </w:tbl>
+    <w:p>
+      <w:pPr>
+        <w:keepNext w:val="1"/>
         <w:pBdr>
           <w:bottom w:val="single" w:sz="10" w:space="6" w:color="1B3A5C"/>
         </w:pBdr>
@@ -3060,7 +3536,44 @@
           <w:color w:val="16202E"/>
           <w:sz w:val="21"/>
         </w:rPr>
-        <w:t>합의한 전제는 문장이 아니라 테스트와 타입으로 고정합니다. 예: 예산 항목을 정수 퍼센트 타입으로 두어 절대 금액이 구조적으로 들어갈 수 없게 했습니다. 현재 백엔드 테스트 351개(34개 파일)가 GitHub Actions 에서 돌고, 통과해야만 배포됩니다.</w:t>
+        <w:t>합의한 전제는 문장이 아니라 테스트와 타입으로 고정합니다. 예: 예산 항목을 정수 퍼센트 타입으로 두어 절대 금액이 구조적으로 들어갈 수 없게 했습니다. 현재 백엔드 테스트 493개(41개 파일)와 프론트 테스트 24개 파일이 GitHub Actions 에서 돌고, 통과해야만 배포됩니다.</w:t>
+      </w:r>
+    </w:p>
+    <w:p>
+      <w:pPr>
+        <w:spacing w:before="0" w:after="80" w:line="348" w:lineRule="auto"/>
+        <w:ind w:left="283" w:hanging="283"/>
+        <w:jc w:val="both"/>
+      </w:pPr>
+      <w:r>
+        <w:rPr>
+          <w:rFonts w:ascii="Noto Sans KR" w:hAnsi="Noto Sans KR" w:eastAsia="Noto Sans KR" w:cs="Noto Sans KR"/>
+          <w:b/>
+          <w:i w:val="0"/>
+          <w:color w:val="9C4221"/>
+          <w:sz w:val="21"/>
+        </w:rPr>
+        <w:t xml:space="preserve">—  </w:t>
+      </w:r>
+      <w:r>
+        <w:rPr>
+          <w:rFonts w:ascii="Noto Sans KR" w:hAnsi="Noto Sans KR" w:eastAsia="Noto Sans KR" w:cs="Noto Sans KR"/>
+          <w:b/>
+          <w:i w:val="0"/>
+          <w:color w:val="1B3A5C"/>
+          <w:sz w:val="21"/>
+        </w:rPr>
+        <w:t xml:space="preserve">서빙 거점 기준 검사 · </w:t>
+      </w:r>
+      <w:r>
+        <w:rPr>
+          <w:rFonts w:ascii="Noto Sans KR" w:hAnsi="Noto Sans KR" w:eastAsia="Noto Sans KR" w:cs="Noto Sans KR"/>
+          <w:b w:val="0"/>
+          <w:i w:val="0"/>
+          <w:color w:val="16202E"/>
+          <w:sz w:val="21"/>
+        </w:rPr>
+        <w:t>Posting 매출 산출물이 시드 거점 수가 아니라 서빙 거점 수를 따라가는지 재는 테스트를 두었습니다. 거점이 늘었는데 빌더를 다시 돌리지 않으면 CI 가 실패합니다.</w:t>
       </w:r>
     </w:p>
     <w:p>
